--- a/Составить схему классификации памяти.docx
+++ b/Составить схему классификации памяти.docx
@@ -23,6 +23,474 @@
     </w:p>
     <w:p>
       <w:pPr>
+        <w:spacing w:after="0" w:line="240" w:lineRule="auto"/>
+        <w:rPr>
+          <w:rFonts w:ascii="Times New Roman" w:eastAsia="Times New Roman" w:hAnsi="Times New Roman" w:cs="Times New Roman"/>
+          <w:b/>
+          <w:color w:val="2E2B29"/>
+          <w:sz w:val="28"/>
+          <w:szCs w:val="28"/>
+          <w:shd w:val="clear" w:color="auto" w:fill="FCFAF8"/>
+          <w:lang w:eastAsia="ru-RU"/>
+        </w:rPr>
+      </w:pPr>
+      <w:r>
+        <w:rPr>
+          <w:rFonts w:ascii="Times New Roman" w:eastAsia="Times New Roman" w:hAnsi="Times New Roman" w:cs="Times New Roman"/>
+          <w:sz w:val="24"/>
+          <w:szCs w:val="24"/>
+          <w:lang w:eastAsia="ru-RU"/>
+        </w:rPr>
+        <w:br/>
+      </w:r>
+      <w:r>
+        <w:rPr>
+          <w:rFonts w:ascii="Times New Roman" w:eastAsia="Times New Roman" w:hAnsi="Times New Roman" w:cs="Times New Roman"/>
+          <w:color w:val="2E2B29"/>
+          <w:sz w:val="28"/>
+          <w:szCs w:val="28"/>
+          <w:shd w:val="clear" w:color="auto" w:fill="FCFAF8"/>
+          <w:lang w:eastAsia="ru-RU"/>
+        </w:rPr>
+        <w:t xml:space="preserve"> </w:t>
+      </w:r>
+      <w:r>
+        <w:rPr>
+          <w:rFonts w:ascii="Times New Roman" w:eastAsia="Times New Roman" w:hAnsi="Times New Roman" w:cs="Times New Roman"/>
+          <w:b/>
+          <w:color w:val="2E2B29"/>
+          <w:sz w:val="28"/>
+          <w:szCs w:val="28"/>
+          <w:shd w:val="clear" w:color="auto" w:fill="FCFAF8"/>
+          <w:lang w:eastAsia="ru-RU"/>
+        </w:rPr>
+        <w:t>Классификация памяти: внешняя и внутренняя</w:t>
+      </w:r>
+    </w:p>
+    <w:p>
+      <w:pPr>
+        <w:spacing w:after="0" w:line="240" w:lineRule="auto"/>
+        <w:rPr>
+          <w:rFonts w:ascii="Times New Roman" w:eastAsia="Times New Roman" w:hAnsi="Times New Roman" w:cs="Times New Roman"/>
+          <w:b/>
+          <w:color w:val="2E2B29"/>
+          <w:sz w:val="28"/>
+          <w:szCs w:val="28"/>
+          <w:shd w:val="clear" w:color="auto" w:fill="FCFAF8"/>
+          <w:lang w:eastAsia="ru-RU"/>
+        </w:rPr>
+      </w:pPr>
+      <w:r>
+        <w:rPr>
+          <w:rFonts w:ascii="Times New Roman" w:eastAsia="Times New Roman" w:hAnsi="Times New Roman" w:cs="Times New Roman"/>
+          <w:b/>
+          <w:color w:val="2E2B29"/>
+          <w:sz w:val="28"/>
+          <w:szCs w:val="28"/>
+          <w:shd w:val="clear" w:color="auto" w:fill="FCFAF8"/>
+          <w:lang w:eastAsia="ru-RU"/>
+        </w:rPr>
+        <w:t>1 Внутренняя память</w:t>
+      </w:r>
+    </w:p>
+    <w:p>
+      <w:pPr>
+        <w:spacing w:after="0" w:line="240" w:lineRule="auto"/>
+        <w:rPr>
+          <w:rFonts w:ascii="Times New Roman" w:eastAsia="Times New Roman" w:hAnsi="Times New Roman" w:cs="Times New Roman"/>
+          <w:color w:val="2E2B29"/>
+          <w:sz w:val="28"/>
+          <w:szCs w:val="28"/>
+          <w:shd w:val="clear" w:color="auto" w:fill="FCFAF8"/>
+          <w:lang w:eastAsia="ru-RU"/>
+        </w:rPr>
+      </w:pPr>
+      <w:r>
+        <w:rPr>
+          <w:rFonts w:ascii="Times New Roman" w:eastAsia="Times New Roman" w:hAnsi="Times New Roman" w:cs="Times New Roman"/>
+          <w:color w:val="2E2B29"/>
+          <w:sz w:val="28"/>
+          <w:szCs w:val="28"/>
+          <w:shd w:val="clear" w:color="auto" w:fill="FCFAF8"/>
+          <w:lang w:eastAsia="ru-RU"/>
+        </w:rPr>
+        <w:t>Находится внутри компьютера</w:t>
+      </w:r>
+    </w:p>
+    <w:p>
+      <w:pPr>
+        <w:spacing w:after="0" w:line="240" w:lineRule="auto"/>
+        <w:rPr>
+          <w:rFonts w:ascii="Times New Roman" w:eastAsia="Times New Roman" w:hAnsi="Times New Roman" w:cs="Times New Roman"/>
+          <w:color w:val="2E2B29"/>
+          <w:sz w:val="28"/>
+          <w:szCs w:val="28"/>
+          <w:shd w:val="clear" w:color="auto" w:fill="FCFAF8"/>
+          <w:lang w:eastAsia="ru-RU"/>
+        </w:rPr>
+      </w:pPr>
+      <w:r>
+        <w:rPr>
+          <w:rFonts w:ascii="Times New Roman" w:eastAsia="Times New Roman" w:hAnsi="Times New Roman" w:cs="Times New Roman"/>
+          <w:color w:val="2E2B29"/>
+          <w:sz w:val="28"/>
+          <w:szCs w:val="28"/>
+          <w:shd w:val="clear" w:color="auto" w:fill="FCFAF8"/>
+          <w:lang w:eastAsia="ru-RU"/>
+        </w:rPr>
+        <w:t>Служит для временного хранения данных и программ во время работы</w:t>
+      </w:r>
+    </w:p>
+    <w:p>
+      <w:pPr>
+        <w:spacing w:after="0" w:line="240" w:lineRule="auto"/>
+        <w:rPr>
+          <w:rFonts w:ascii="Times New Roman" w:eastAsia="Times New Roman" w:hAnsi="Times New Roman" w:cs="Times New Roman"/>
+          <w:color w:val="2E2B29"/>
+          <w:sz w:val="28"/>
+          <w:szCs w:val="28"/>
+          <w:shd w:val="clear" w:color="auto" w:fill="FCFAF8"/>
+          <w:lang w:eastAsia="ru-RU"/>
+        </w:rPr>
+      </w:pPr>
+      <w:r>
+        <w:rPr>
+          <w:rFonts w:ascii="Times New Roman" w:eastAsia="Times New Roman" w:hAnsi="Times New Roman" w:cs="Times New Roman"/>
+          <w:color w:val="2E2B29"/>
+          <w:sz w:val="28"/>
+          <w:szCs w:val="28"/>
+          <w:shd w:val="clear" w:color="auto" w:fill="FCFAF8"/>
+          <w:lang w:eastAsia="ru-RU"/>
+        </w:rPr>
+        <w:t>Быстрая по скорости доступа</w:t>
+      </w:r>
+    </w:p>
+    <w:p>
+      <w:pPr>
+        <w:spacing w:after="0" w:line="240" w:lineRule="auto"/>
+        <w:rPr>
+          <w:rFonts w:ascii="Times New Roman" w:eastAsia="Times New Roman" w:hAnsi="Times New Roman" w:cs="Times New Roman"/>
+          <w:color w:val="2E2B29"/>
+          <w:sz w:val="28"/>
+          <w:szCs w:val="28"/>
+          <w:shd w:val="clear" w:color="auto" w:fill="FCFAF8"/>
+          <w:lang w:eastAsia="ru-RU"/>
+        </w:rPr>
+      </w:pPr>
+      <w:proofErr w:type="gramStart"/>
+      <w:r>
+        <w:rPr>
+          <w:rFonts w:ascii="Times New Roman" w:eastAsia="Times New Roman" w:hAnsi="Times New Roman" w:cs="Times New Roman"/>
+          <w:color w:val="2E2B29"/>
+          <w:sz w:val="28"/>
+          <w:szCs w:val="28"/>
+          <w:shd w:val="clear" w:color="auto" w:fill="FCFAF8"/>
+          <w:lang w:eastAsia="ru-RU"/>
+        </w:rPr>
+        <w:t>Энергозависимая(</w:t>
+      </w:r>
+      <w:proofErr w:type="gramEnd"/>
+      <w:r>
+        <w:rPr>
+          <w:rFonts w:ascii="Times New Roman" w:eastAsia="Times New Roman" w:hAnsi="Times New Roman" w:cs="Times New Roman"/>
+          <w:color w:val="2E2B29"/>
+          <w:sz w:val="28"/>
+          <w:szCs w:val="28"/>
+          <w:shd w:val="clear" w:color="auto" w:fill="FCFAF8"/>
+          <w:lang w:eastAsia="ru-RU"/>
+        </w:rPr>
+        <w:t>данные теряются при отключении питания)</w:t>
+      </w:r>
+    </w:p>
+    <w:p>
+      <w:pPr>
+        <w:spacing w:after="0" w:line="240" w:lineRule="auto"/>
+        <w:rPr>
+          <w:rFonts w:ascii="Times New Roman" w:eastAsia="Times New Roman" w:hAnsi="Times New Roman" w:cs="Times New Roman"/>
+          <w:color w:val="2E2B29"/>
+          <w:sz w:val="28"/>
+          <w:szCs w:val="28"/>
+          <w:shd w:val="clear" w:color="auto" w:fill="FCFAF8"/>
+          <w:lang w:eastAsia="ru-RU"/>
+        </w:rPr>
+      </w:pPr>
+      <w:r>
+        <w:rPr>
+          <w:rFonts w:ascii="Times New Roman" w:eastAsia="Times New Roman" w:hAnsi="Times New Roman" w:cs="Times New Roman"/>
+          <w:color w:val="2E2B29"/>
+          <w:sz w:val="28"/>
+          <w:szCs w:val="28"/>
+          <w:shd w:val="clear" w:color="auto" w:fill="FCFAF8"/>
+          <w:lang w:eastAsia="ru-RU"/>
+        </w:rPr>
+        <w:t>Примеры: ОЗУ (RAM), кэш-память, регистры процессора</w:t>
+      </w:r>
+    </w:p>
+    <w:p>
+      <w:pPr>
+        <w:spacing w:after="0" w:line="240" w:lineRule="auto"/>
+        <w:rPr>
+          <w:rFonts w:ascii="Times New Roman" w:eastAsia="Times New Roman" w:hAnsi="Times New Roman" w:cs="Times New Roman"/>
+          <w:color w:val="2E2B29"/>
+          <w:sz w:val="28"/>
+          <w:szCs w:val="28"/>
+          <w:shd w:val="clear" w:color="auto" w:fill="FCFAF8"/>
+          <w:lang w:eastAsia="ru-RU"/>
+        </w:rPr>
+      </w:pPr>
+    </w:p>
+    <w:p>
+      <w:pPr>
+        <w:spacing w:after="0" w:line="240" w:lineRule="auto"/>
+        <w:rPr>
+          <w:rFonts w:ascii="Times New Roman" w:eastAsia="Times New Roman" w:hAnsi="Times New Roman" w:cs="Times New Roman"/>
+          <w:b/>
+          <w:color w:val="2E2B29"/>
+          <w:sz w:val="28"/>
+          <w:szCs w:val="28"/>
+          <w:shd w:val="clear" w:color="auto" w:fill="FCFAF8"/>
+          <w:lang w:eastAsia="ru-RU"/>
+        </w:rPr>
+      </w:pPr>
+      <w:r>
+        <w:rPr>
+          <w:rFonts w:ascii="Times New Roman" w:eastAsia="Times New Roman" w:hAnsi="Times New Roman" w:cs="Times New Roman"/>
+          <w:b/>
+          <w:color w:val="2E2B29"/>
+          <w:sz w:val="28"/>
+          <w:szCs w:val="28"/>
+          <w:shd w:val="clear" w:color="auto" w:fill="FCFAF8"/>
+          <w:lang w:eastAsia="ru-RU"/>
+        </w:rPr>
+        <w:t>2 Внешняя память</w:t>
+      </w:r>
+    </w:p>
+    <w:p>
+      <w:pPr>
+        <w:spacing w:after="0" w:line="240" w:lineRule="auto"/>
+        <w:rPr>
+          <w:rFonts w:ascii="Times New Roman" w:eastAsia="Times New Roman" w:hAnsi="Times New Roman" w:cs="Times New Roman"/>
+          <w:color w:val="2E2B29"/>
+          <w:sz w:val="28"/>
+          <w:szCs w:val="28"/>
+          <w:shd w:val="clear" w:color="auto" w:fill="FCFAF8"/>
+          <w:lang w:eastAsia="ru-RU"/>
+        </w:rPr>
+      </w:pPr>
+      <w:r>
+        <w:rPr>
+          <w:rFonts w:ascii="Times New Roman" w:eastAsia="Times New Roman" w:hAnsi="Times New Roman" w:cs="Times New Roman"/>
+          <w:color w:val="2E2B29"/>
+          <w:sz w:val="28"/>
+          <w:szCs w:val="28"/>
+          <w:shd w:val="clear" w:color="auto" w:fill="FCFAF8"/>
+          <w:lang w:eastAsia="ru-RU"/>
+        </w:rPr>
+        <w:t>Находится вне основной системной платы</w:t>
+      </w:r>
+    </w:p>
+    <w:p>
+      <w:pPr>
+        <w:spacing w:after="0" w:line="240" w:lineRule="auto"/>
+        <w:rPr>
+          <w:rFonts w:ascii="Times New Roman" w:eastAsia="Times New Roman" w:hAnsi="Times New Roman" w:cs="Times New Roman"/>
+          <w:color w:val="2E2B29"/>
+          <w:sz w:val="28"/>
+          <w:szCs w:val="28"/>
+          <w:shd w:val="clear" w:color="auto" w:fill="FCFAF8"/>
+          <w:lang w:eastAsia="ru-RU"/>
+        </w:rPr>
+      </w:pPr>
+      <w:r>
+        <w:rPr>
+          <w:rFonts w:ascii="Times New Roman" w:eastAsia="Times New Roman" w:hAnsi="Times New Roman" w:cs="Times New Roman"/>
+          <w:color w:val="2E2B29"/>
+          <w:sz w:val="28"/>
+          <w:szCs w:val="28"/>
+          <w:shd w:val="clear" w:color="auto" w:fill="FCFAF8"/>
+          <w:lang w:eastAsia="ru-RU"/>
+        </w:rPr>
+        <w:t>Служит для</w:t>
+      </w:r>
+      <w:r>
+        <w:rPr>
+          <w:rFonts w:ascii="Times New Roman" w:eastAsia="Times New Roman" w:hAnsi="Times New Roman" w:cs="Times New Roman"/>
+          <w:color w:val="2E2B29"/>
+          <w:sz w:val="28"/>
+          <w:szCs w:val="28"/>
+          <w:shd w:val="clear" w:color="auto" w:fill="FCFAF8"/>
+          <w:lang w:eastAsia="ru-RU"/>
+        </w:rPr>
+        <w:t xml:space="preserve"> </w:t>
+      </w:r>
+      <w:bookmarkStart w:id="0" w:name="_GoBack"/>
+      <w:bookmarkEnd w:id="0"/>
+      <w:r>
+        <w:rPr>
+          <w:rFonts w:ascii="Times New Roman" w:eastAsia="Times New Roman" w:hAnsi="Times New Roman" w:cs="Times New Roman"/>
+          <w:color w:val="2E2B29"/>
+          <w:sz w:val="28"/>
+          <w:szCs w:val="28"/>
+          <w:shd w:val="clear" w:color="auto" w:fill="FCFAF8"/>
+          <w:lang w:eastAsia="ru-RU"/>
+        </w:rPr>
+        <w:t>долговременного хранения</w:t>
+      </w:r>
+      <w:r>
+        <w:rPr>
+          <w:rFonts w:ascii="Times New Roman" w:eastAsia="Times New Roman" w:hAnsi="Times New Roman" w:cs="Times New Roman"/>
+          <w:color w:val="2E2B29"/>
+          <w:sz w:val="28"/>
+          <w:szCs w:val="28"/>
+          <w:shd w:val="clear" w:color="auto" w:fill="FCFAF8"/>
+          <w:lang w:eastAsia="ru-RU"/>
+        </w:rPr>
+        <w:t xml:space="preserve"> данных</w:t>
+      </w:r>
+    </w:p>
+    <w:p>
+      <w:pPr>
+        <w:spacing w:after="0" w:line="240" w:lineRule="auto"/>
+        <w:rPr>
+          <w:rFonts w:ascii="Times New Roman" w:eastAsia="Times New Roman" w:hAnsi="Times New Roman" w:cs="Times New Roman"/>
+          <w:color w:val="2E2B29"/>
+          <w:sz w:val="28"/>
+          <w:szCs w:val="28"/>
+          <w:shd w:val="clear" w:color="auto" w:fill="FCFAF8"/>
+          <w:lang w:eastAsia="ru-RU"/>
+        </w:rPr>
+      </w:pPr>
+      <w:r>
+        <w:rPr>
+          <w:rFonts w:ascii="Times New Roman" w:eastAsia="Times New Roman" w:hAnsi="Times New Roman" w:cs="Times New Roman"/>
+          <w:color w:val="2E2B29"/>
+          <w:sz w:val="28"/>
+          <w:szCs w:val="28"/>
+          <w:shd w:val="clear" w:color="auto" w:fill="FCFAF8"/>
+          <w:lang w:eastAsia="ru-RU"/>
+        </w:rPr>
+        <w:t>Медленнее по скорости доступа</w:t>
+      </w:r>
+    </w:p>
+    <w:p>
+      <w:pPr>
+        <w:spacing w:after="0" w:line="240" w:lineRule="auto"/>
+        <w:rPr>
+          <w:rFonts w:ascii="Times New Roman" w:eastAsia="Times New Roman" w:hAnsi="Times New Roman" w:cs="Times New Roman"/>
+          <w:color w:val="2E2B29"/>
+          <w:sz w:val="28"/>
+          <w:szCs w:val="28"/>
+          <w:shd w:val="clear" w:color="auto" w:fill="FCFAF8"/>
+          <w:lang w:eastAsia="ru-RU"/>
+        </w:rPr>
+      </w:pPr>
+      <w:r>
+        <w:rPr>
+          <w:rFonts w:ascii="Times New Roman" w:eastAsia="Times New Roman" w:hAnsi="Times New Roman" w:cs="Times New Roman"/>
+          <w:color w:val="2E2B29"/>
+          <w:sz w:val="28"/>
+          <w:szCs w:val="28"/>
+          <w:shd w:val="clear" w:color="auto" w:fill="FCFAF8"/>
+          <w:lang w:eastAsia="ru-RU"/>
+        </w:rPr>
+        <w:t>Энергонезависимая (данные сохраняются без питания)</w:t>
+      </w:r>
+    </w:p>
+    <w:p>
+      <w:pPr>
+        <w:spacing w:after="0" w:line="240" w:lineRule="auto"/>
+        <w:rPr>
+          <w:rFonts w:ascii="Times New Roman" w:eastAsia="Times New Roman" w:hAnsi="Times New Roman" w:cs="Times New Roman"/>
+          <w:color w:val="2E2B29"/>
+          <w:sz w:val="28"/>
+          <w:szCs w:val="28"/>
+          <w:shd w:val="clear" w:color="auto" w:fill="FCFAF8"/>
+          <w:lang w:eastAsia="ru-RU"/>
+        </w:rPr>
+      </w:pPr>
+      <w:r>
+        <w:rPr>
+          <w:rFonts w:ascii="Times New Roman" w:eastAsia="Times New Roman" w:hAnsi="Times New Roman" w:cs="Times New Roman"/>
+          <w:color w:val="2E2B29"/>
+          <w:sz w:val="28"/>
+          <w:szCs w:val="28"/>
+          <w:shd w:val="clear" w:color="auto" w:fill="FCFAF8"/>
+          <w:lang w:eastAsia="ru-RU"/>
+        </w:rPr>
+        <w:t xml:space="preserve">Примеры: жёсткий диск (HDD), SSD, </w:t>
+      </w:r>
+      <w:proofErr w:type="spellStart"/>
+      <w:r>
+        <w:rPr>
+          <w:rFonts w:ascii="Times New Roman" w:eastAsia="Times New Roman" w:hAnsi="Times New Roman" w:cs="Times New Roman"/>
+          <w:color w:val="2E2B29"/>
+          <w:sz w:val="28"/>
+          <w:szCs w:val="28"/>
+          <w:shd w:val="clear" w:color="auto" w:fill="FCFAF8"/>
+          <w:lang w:eastAsia="ru-RU"/>
+        </w:rPr>
+        <w:t>флешки</w:t>
+      </w:r>
+      <w:proofErr w:type="spellEnd"/>
+      <w:r>
+        <w:rPr>
+          <w:rFonts w:ascii="Times New Roman" w:eastAsia="Times New Roman" w:hAnsi="Times New Roman" w:cs="Times New Roman"/>
+          <w:color w:val="2E2B29"/>
+          <w:sz w:val="28"/>
+          <w:szCs w:val="28"/>
+          <w:shd w:val="clear" w:color="auto" w:fill="FCFAF8"/>
+          <w:lang w:eastAsia="ru-RU"/>
+        </w:rPr>
+        <w:t>, оптические диски</w:t>
+      </w:r>
+    </w:p>
+    <w:p>
+      <w:pPr>
+        <w:rPr>
+          <w:rFonts w:ascii="Times New Roman" w:hAnsi="Times New Roman" w:cs="Times New Roman"/>
+          <w:b/>
+          <w:sz w:val="28"/>
+          <w:szCs w:val="28"/>
+        </w:rPr>
+      </w:pPr>
+      <w:r>
+        <w:rPr>
+          <w:rFonts w:ascii="Times New Roman" w:eastAsia="Times New Roman" w:hAnsi="Times New Roman" w:cs="Times New Roman"/>
+          <w:color w:val="2E2B29"/>
+          <w:sz w:val="28"/>
+          <w:szCs w:val="28"/>
+          <w:shd w:val="clear" w:color="auto" w:fill="FCFAF8"/>
+          <w:lang w:eastAsia="ru-RU"/>
+        </w:rPr>
+        <w:t xml:space="preserve">Главное отличие: внутренняя память работает активно во время вычислений, а </w:t>
+      </w:r>
+      <w:proofErr w:type="gramStart"/>
+      <w:r>
+        <w:rPr>
+          <w:rFonts w:ascii="Times New Roman" w:eastAsia="Times New Roman" w:hAnsi="Times New Roman" w:cs="Times New Roman"/>
+          <w:color w:val="2E2B29"/>
+          <w:sz w:val="28"/>
+          <w:szCs w:val="28"/>
+          <w:shd w:val="clear" w:color="auto" w:fill="FCFAF8"/>
+          <w:lang w:eastAsia="ru-RU"/>
+        </w:rPr>
+        <w:t>внешняя  хранит</w:t>
+      </w:r>
+      <w:proofErr w:type="gramEnd"/>
+      <w:r>
+        <w:rPr>
+          <w:rFonts w:ascii="Times New Roman" w:eastAsia="Times New Roman" w:hAnsi="Times New Roman" w:cs="Times New Roman"/>
+          <w:color w:val="2E2B29"/>
+          <w:sz w:val="28"/>
+          <w:szCs w:val="28"/>
+          <w:shd w:val="clear" w:color="auto" w:fill="FCFAF8"/>
+          <w:lang w:eastAsia="ru-RU"/>
+        </w:rPr>
+        <w:t xml:space="preserve"> данные на долгое время.</w:t>
+      </w:r>
+    </w:p>
+    <w:p>
+      <w:pPr>
         <w:shd w:val="clear" w:color="auto" w:fill="FFFFFF"/>
         <w:spacing w:before="120" w:after="120" w:line="420" w:lineRule="atLeast"/>
         <w:rPr>
@@ -35,144 +503,11 @@
       </w:pPr>
       <w:r>
         <w:rPr>
-          <w:rFonts w:ascii="Times New Roman" w:eastAsia="Times New Roman" w:hAnsi="Times New Roman" w:cs="Times New Roman"/>
-          <w:spacing w:val="3"/>
-          <w:sz w:val="24"/>
-          <w:szCs w:val="24"/>
-          <w:lang w:eastAsia="ru-RU"/>
-        </w:rPr>
-        <w:t>Память можно классифицировать по разным основаниям.</w:t>
-      </w:r>
-    </w:p>
-    <w:p>
-      <w:pPr>
-        <w:shd w:val="clear" w:color="auto" w:fill="FFFFFF"/>
-        <w:spacing w:before="120" w:after="120" w:line="420" w:lineRule="atLeast"/>
-        <w:rPr>
-          <w:rFonts w:ascii="Times New Roman" w:eastAsia="Times New Roman" w:hAnsi="Times New Roman" w:cs="Times New Roman"/>
-          <w:spacing w:val="3"/>
-          <w:sz w:val="24"/>
-          <w:szCs w:val="24"/>
-          <w:lang w:eastAsia="ru-RU"/>
-        </w:rPr>
-      </w:pPr>
-      <w:r>
-        <w:rPr>
-          <w:rFonts w:ascii="Times New Roman" w:eastAsia="Times New Roman" w:hAnsi="Times New Roman" w:cs="Times New Roman"/>
-          <w:spacing w:val="3"/>
-          <w:sz w:val="24"/>
-          <w:szCs w:val="24"/>
-          <w:lang w:eastAsia="ru-RU"/>
-        </w:rPr>
-        <w:t>Во</w:t>
-      </w:r>
-      <w:r>
-        <w:rPr>
-          <w:rFonts w:ascii="Times New Roman" w:eastAsia="Times New Roman" w:hAnsi="Times New Roman" w:cs="Times New Roman"/>
-          <w:spacing w:val="3"/>
-          <w:sz w:val="24"/>
-          <w:szCs w:val="24"/>
-          <w:lang w:eastAsia="ru-RU"/>
-        </w:rPr>
-        <w:noBreakHyphen/>
-        <w:t>первых, по времени хранения информации. Выделяют сенсорную память — она сохраняет информацию всего на доли секунды. Кратковременная память </w:t>
-      </w:r>
-      <w:r>
-        <w:rPr>
-          <w:rFonts w:ascii="Times New Roman" w:eastAsia="Times New Roman" w:hAnsi="Times New Roman" w:cs="Times New Roman"/>
-          <w:spacing w:val="3"/>
-          <w:sz w:val="24"/>
-          <w:szCs w:val="24"/>
-          <w:lang w:eastAsia="ru-RU"/>
-        </w:rPr>
-        <w:t>удерживает сведения примерно </w:t>
-      </w:r>
-      <w:r>
-        <w:rPr>
-          <w:rFonts w:ascii="Times New Roman" w:eastAsia="Times New Roman" w:hAnsi="Times New Roman" w:cs="Times New Roman"/>
-          <w:spacing w:val="3"/>
-          <w:sz w:val="24"/>
-          <w:szCs w:val="24"/>
-          <w:lang w:eastAsia="ru-RU"/>
-        </w:rPr>
-        <w:t>30 секунд. Оперативная память нужна нам во время выполнения какой</w:t>
-      </w:r>
-      <w:r>
-        <w:rPr>
-          <w:rFonts w:ascii="Times New Roman" w:eastAsia="Times New Roman" w:hAnsi="Times New Roman" w:cs="Times New Roman"/>
-          <w:spacing w:val="3"/>
-          <w:sz w:val="24"/>
-          <w:szCs w:val="24"/>
-          <w:lang w:eastAsia="ru-RU"/>
-        </w:rPr>
-        <w:noBreakHyphen/>
-        <w:t>то задачи (например, когда мы решаем пример в уме). Долговременная память хранит информацию очень долго — от нескольких часов до всей жизни.</w:t>
-      </w:r>
-    </w:p>
-    <w:p>
-      <w:pPr>
-        <w:shd w:val="clear" w:color="auto" w:fill="FFFFFF"/>
-        <w:spacing w:before="120" w:after="120" w:line="420" w:lineRule="atLeast"/>
-        <w:rPr>
-          <w:rFonts w:ascii="Times New Roman" w:eastAsia="Times New Roman" w:hAnsi="Times New Roman" w:cs="Times New Roman"/>
-          <w:spacing w:val="3"/>
-          <w:sz w:val="24"/>
-          <w:szCs w:val="24"/>
-          <w:lang w:eastAsia="ru-RU"/>
-        </w:rPr>
-      </w:pPr>
-      <w:r>
-        <w:rPr>
-          <w:rFonts w:ascii="Times New Roman" w:eastAsia="Times New Roman" w:hAnsi="Times New Roman" w:cs="Times New Roman"/>
-          <w:spacing w:val="3"/>
-          <w:sz w:val="24"/>
-          <w:szCs w:val="24"/>
-          <w:lang w:eastAsia="ru-RU"/>
-        </w:rPr>
-        <w:t>Во</w:t>
-      </w:r>
-      <w:r>
-        <w:rPr>
-          <w:rFonts w:ascii="Times New Roman" w:eastAsia="Times New Roman" w:hAnsi="Times New Roman" w:cs="Times New Roman"/>
-          <w:spacing w:val="3"/>
-          <w:sz w:val="24"/>
-          <w:szCs w:val="24"/>
-          <w:lang w:eastAsia="ru-RU"/>
-        </w:rPr>
-        <w:noBreakHyphen/>
-        <w:t>вторых, по характеру психической активности различают образную память (зрительную, слуховую, осязательную, обонятельную, вкусовую), двигательную (связанную с движениями), эмоциональную (память на чувства) и словесно</w:t>
-      </w:r>
-      <w:r>
-        <w:rPr>
-          <w:rFonts w:ascii="Times New Roman" w:eastAsia="Times New Roman" w:hAnsi="Times New Roman" w:cs="Times New Roman"/>
-          <w:spacing w:val="3"/>
-          <w:sz w:val="24"/>
-          <w:szCs w:val="24"/>
-          <w:lang w:eastAsia="ru-RU"/>
-        </w:rPr>
-        <w:noBreakHyphen/>
-        <w:t>логическую (память на слова, мысли, рассуждения).</w:t>
-      </w:r>
-    </w:p>
-    <w:p>
-      <w:pPr>
-        <w:shd w:val="clear" w:color="auto" w:fill="FFFFFF"/>
-        <w:spacing w:before="120" w:after="120" w:line="420" w:lineRule="atLeast"/>
-        <w:rPr>
-          <w:rFonts w:ascii="Times New Roman" w:eastAsia="Times New Roman" w:hAnsi="Times New Roman" w:cs="Times New Roman"/>
-          <w:spacing w:val="3"/>
-          <w:sz w:val="24"/>
-          <w:szCs w:val="24"/>
-          <w:lang w:eastAsia="ru-RU"/>
-        </w:rPr>
-      </w:pPr>
-      <w:r>
-        <w:rPr>
           <w:noProof/>
           <w:lang w:eastAsia="ru-RU"/>
         </w:rPr>
         <w:drawing>
-          <wp:inline distT="0" distB="0" distL="0" distR="0" wp14:anchorId="0A4FBE92" wp14:editId="304E987E">
+          <wp:inline distT="0" distB="0" distL="0" distR="0" wp14:anchorId="171B673E" wp14:editId="115460AF">
             <wp:extent cx="5940328" cy="4953000"/>
             <wp:effectExtent l="0" t="0" r="3810" b="0"/>
             <wp:docPr id="2" name="Рисунок 2" descr="Picture background"/>
@@ -220,8 +555,6 @@
           </wp:inline>
         </w:drawing>
       </w:r>
-      <w:bookmarkStart w:id="0" w:name="_GoBack"/>
-      <w:bookmarkEnd w:id="0"/>
     </w:p>
     <w:p>
       <w:pPr>
